--- a/06_可直接打开的Word版/03_错题整理__04_错题本模板.docx
+++ b/06_可直接打开的Word版/03_错题整理__04_错题本模板.docx
@@ -3,11 +3,11 @@
 <w:document xmlns:wpc="http://schemas.microsoft.com/office/word/2010/wordprocessingCanvas" xmlns:mo="http://schemas.microsoft.com/office/mac/office/2008/main" xmlns:mc="http://schemas.openxmlformats.org/markup-compatibility/2006" xmlns:mv="urn:schemas-microsoft-com:mac:vml" xmlns:o="urn:schemas-microsoft-com:office:office" xmlns:r="http://schemas.openxmlformats.org/officeDocument/2006/relationships" xmlns:m="http://schemas.openxmlformats.org/officeDocument/2006/math" xmlns:v="urn:schemas-microsoft-com:vml" xmlns:wp14="http://schemas.microsoft.com/office/word/2010/wordprocessingDrawing" xmlns:wp="http://schemas.openxmlformats.org/drawingml/2006/wordprocessingDrawing" xmlns:w10="urn:schemas-microsoft-com:office:word" xmlns:w="http://schemas.openxmlformats.org/wordprocessingml/2006/main" xmlns:w14="http://schemas.microsoft.com/office/word/2010/wordml" xmlns:wpg="http://schemas.microsoft.com/office/word/2010/wordprocessingGroup" xmlns:wpi="http://schemas.microsoft.com/office/word/2010/wordprocessingInk" xmlns:wne="http://schemas.microsoft.com/office/word/2006/wordml" xmlns:wps="http://schemas.microsoft.com/office/word/2010/wordprocessingShape" mc:Ignorable="w14 wp14">
   <w:body>
     <w:p>
-      <w:pPr>
-        <w:pStyle w:val="Heading1"/>
-      </w:pPr>
       <w:r>
-        <w:t>选择题错题本模板</w:t>
+        <w:rPr>
+          <w:rFonts w:ascii="Microsoft YaHei" w:hAnsi="Microsoft YaHei" w:eastAsia="Microsoft YaHei"/>
+        </w:rPr>
+        <w:t>﻿# 选择题错题本模板</w:t>
       </w:r>
     </w:p>
     <w:p/>
@@ -15,7 +15,6 @@
       <w:r>
         <w:rPr>
           <w:rFonts w:ascii="Microsoft YaHei" w:hAnsi="Microsoft YaHei" w:eastAsia="Microsoft YaHei"/>
-          <w:sz w:val="22"/>
         </w:rPr>
         <w:t>每道错题必须写原题。复刷时先看原题，再看每个选项的解析，不要只看知识点，否则容易“看懂了但下次仍然掉坑”。</w:t>
       </w:r>
@@ -43,7 +42,6 @@
       <w:r>
         <w:rPr>
           <w:rFonts w:ascii="Microsoft YaHei" w:hAnsi="Microsoft YaHei" w:eastAsia="Microsoft YaHei"/>
-          <w:sz w:val="22"/>
         </w:rPr>
         <w:t>原题：</w:t>
       </w:r>
@@ -53,7 +51,6 @@
       <w:r>
         <w:rPr>
           <w:rFonts w:ascii="Microsoft YaHei" w:hAnsi="Microsoft YaHei" w:eastAsia="Microsoft YaHei"/>
-          <w:sz w:val="22"/>
         </w:rPr>
         <w:t>A、</w:t>
       </w:r>
@@ -62,7 +59,6 @@
       <w:r>
         <w:rPr>
           <w:rFonts w:ascii="Microsoft YaHei" w:hAnsi="Microsoft YaHei" w:eastAsia="Microsoft YaHei"/>
-          <w:sz w:val="22"/>
         </w:rPr>
         <w:t>B、</w:t>
       </w:r>
@@ -71,7 +67,6 @@
       <w:r>
         <w:rPr>
           <w:rFonts w:ascii="Microsoft YaHei" w:hAnsi="Microsoft YaHei" w:eastAsia="Microsoft YaHei"/>
-          <w:sz w:val="22"/>
         </w:rPr>
         <w:t>C、</w:t>
       </w:r>
@@ -80,7 +75,6 @@
       <w:r>
         <w:rPr>
           <w:rFonts w:ascii="Microsoft YaHei" w:hAnsi="Microsoft YaHei" w:eastAsia="Microsoft YaHei"/>
-          <w:sz w:val="22"/>
         </w:rPr>
         <w:t>D、</w:t>
       </w:r>
@@ -89,7 +83,6 @@
       <w:r>
         <w:rPr>
           <w:rFonts w:ascii="Microsoft YaHei" w:hAnsi="Microsoft YaHei" w:eastAsia="Microsoft YaHei"/>
-          <w:sz w:val="22"/>
         </w:rPr>
         <w:t>E、</w:t>
       </w:r>
@@ -99,7 +92,6 @@
       <w:r>
         <w:rPr>
           <w:rFonts w:ascii="Microsoft YaHei" w:hAnsi="Microsoft YaHei" w:eastAsia="Microsoft YaHei"/>
-          <w:sz w:val="22"/>
         </w:rPr>
         <w:t>你的答案：</w:t>
       </w:r>
@@ -108,7 +100,6 @@
       <w:r>
         <w:rPr>
           <w:rFonts w:ascii="Microsoft YaHei" w:hAnsi="Microsoft YaHei" w:eastAsia="Microsoft YaHei"/>
-          <w:sz w:val="22"/>
         </w:rPr>
         <w:t>正确答案：</w:t>
       </w:r>
@@ -117,7 +108,6 @@
       <w:r>
         <w:rPr>
           <w:rFonts w:ascii="Microsoft YaHei" w:hAnsi="Microsoft YaHei" w:eastAsia="Microsoft YaHei"/>
-          <w:sz w:val="22"/>
         </w:rPr>
         <w:t>答题日期：</w:t>
       </w:r>
@@ -126,7 +116,6 @@
       <w:r>
         <w:rPr>
           <w:rFonts w:ascii="Microsoft YaHei" w:hAnsi="Microsoft YaHei" w:eastAsia="Microsoft YaHei"/>
-          <w:sz w:val="22"/>
         </w:rPr>
         <w:t>对应 Day：</w:t>
       </w:r>
@@ -148,7 +137,6 @@
       <w:r>
         <w:rPr>
           <w:rFonts w:ascii="Microsoft YaHei" w:hAnsi="Microsoft YaHei" w:eastAsia="Microsoft YaHei"/>
-          <w:sz w:val="22"/>
         </w:rPr>
         <w:t>A 对/错：</w:t>
       </w:r>
@@ -160,7 +148,6 @@
       <w:r>
         <w:rPr>
           <w:rFonts w:ascii="Microsoft YaHei" w:hAnsi="Microsoft YaHei" w:eastAsia="Microsoft YaHei"/>
-          <w:sz w:val="22"/>
         </w:rPr>
         <w:t>B 对/错：</w:t>
       </w:r>
@@ -172,7 +159,6 @@
       <w:r>
         <w:rPr>
           <w:rFonts w:ascii="Microsoft YaHei" w:hAnsi="Microsoft YaHei" w:eastAsia="Microsoft YaHei"/>
-          <w:sz w:val="22"/>
         </w:rPr>
         <w:t>C 对/错：</w:t>
       </w:r>
@@ -184,7 +170,6 @@
       <w:r>
         <w:rPr>
           <w:rFonts w:ascii="Microsoft YaHei" w:hAnsi="Microsoft YaHei" w:eastAsia="Microsoft YaHei"/>
-          <w:sz w:val="22"/>
         </w:rPr>
         <w:t>D 对/错：</w:t>
       </w:r>
@@ -196,7 +181,6 @@
       <w:r>
         <w:rPr>
           <w:rFonts w:ascii="Microsoft YaHei" w:hAnsi="Microsoft YaHei" w:eastAsia="Microsoft YaHei"/>
-          <w:sz w:val="22"/>
         </w:rPr>
         <w:t>E 对/错：</w:t>
       </w:r>
@@ -206,7 +190,6 @@
       <w:r>
         <w:rPr>
           <w:rFonts w:ascii="Microsoft YaHei" w:hAnsi="Microsoft YaHei" w:eastAsia="Microsoft YaHei"/>
-          <w:sz w:val="22"/>
         </w:rPr>
         <w:t>记忆：</w:t>
       </w:r>
@@ -216,7 +199,6 @@
       <w:r>
         <w:rPr>
           <w:rFonts w:ascii="Microsoft YaHei" w:hAnsi="Microsoft YaHei" w:eastAsia="Microsoft YaHei"/>
-          <w:sz w:val="22"/>
         </w:rPr>
         <w:t>复刷完成：[ ]</w:t>
       </w:r>
@@ -235,45 +217,32 @@
       <w:r>
         <w:rPr>
           <w:rFonts w:ascii="Microsoft YaHei" w:hAnsi="Microsoft YaHei" w:eastAsia="Microsoft YaHei"/>
-          <w:sz w:val="22"/>
         </w:rPr>
-        <w:t>| 日期 | Day | 章节 | 题号 | 错选 | 正确答案 | 核心知识点 | 复刷完成 |</w:t>
+        <w:t>日期 | Day | 章节 | 题号 | 错选 | 正确答案 | 核心知识点 | 复刷完成</w:t>
       </w:r>
     </w:p>
     <w:p>
       <w:r>
         <w:rPr>
           <w:rFonts w:ascii="Microsoft YaHei" w:hAnsi="Microsoft YaHei" w:eastAsia="Microsoft YaHei"/>
-          <w:sz w:val="22"/>
         </w:rPr>
-        <w:t>|---|---|---|---:|---|---|---|---|</w:t>
+        <w:t xml:space="preserve"> |  |  |  |  |  |  | [ ]</w:t>
       </w:r>
     </w:p>
     <w:p>
       <w:r>
         <w:rPr>
           <w:rFonts w:ascii="Microsoft YaHei" w:hAnsi="Microsoft YaHei" w:eastAsia="Microsoft YaHei"/>
-          <w:sz w:val="22"/>
         </w:rPr>
-        <w:t>|  |  |  |  |  |  |  | [ ] |</w:t>
+        <w:t xml:space="preserve"> |  |  |  |  |  |  | [ ]</w:t>
       </w:r>
     </w:p>
     <w:p>
       <w:r>
         <w:rPr>
           <w:rFonts w:ascii="Microsoft YaHei" w:hAnsi="Microsoft YaHei" w:eastAsia="Microsoft YaHei"/>
-          <w:sz w:val="22"/>
         </w:rPr>
-        <w:t>|  |  |  |  |  |  |  | [ ] |</w:t>
-      </w:r>
-    </w:p>
-    <w:p>
-      <w:r>
-        <w:rPr>
-          <w:rFonts w:ascii="Microsoft YaHei" w:hAnsi="Microsoft YaHei" w:eastAsia="Microsoft YaHei"/>
-          <w:sz w:val="22"/>
-        </w:rPr>
-        <w:t>|  |  |  |  |  |  |  | [ ] |</w:t>
+        <w:t xml:space="preserve"> |  |  |  |  |  |  | [ ]</w:t>
       </w:r>
     </w:p>
     <w:p/>
@@ -293,7 +262,6 @@
       <w:r>
         <w:rPr>
           <w:rFonts w:ascii="Microsoft YaHei" w:hAnsi="Microsoft YaHei" w:eastAsia="Microsoft YaHei"/>
-          <w:sz w:val="22"/>
         </w:rPr>
         <w:t>概念混淆：如总体/样本、参数/统计量、率/构成比。</w:t>
       </w:r>
@@ -305,7 +273,6 @@
       <w:r>
         <w:rPr>
           <w:rFonts w:ascii="Microsoft YaHei" w:hAnsi="Microsoft YaHei" w:eastAsia="Microsoft YaHei"/>
-          <w:sz w:val="22"/>
         </w:rPr>
         <w:t>方法选错：如两组均数误选χ²，多组均数误做多次t检验。</w:t>
       </w:r>
@@ -317,7 +284,6 @@
       <w:r>
         <w:rPr>
           <w:rFonts w:ascii="Microsoft YaHei" w:hAnsi="Microsoft YaHei" w:eastAsia="Microsoft YaHei"/>
-          <w:sz w:val="22"/>
         </w:rPr>
         <w:t>条件漏看：如独立/配对、正态/偏态、计量/计数。</w:t>
       </w:r>
@@ -329,7 +295,6 @@
       <w:r>
         <w:rPr>
           <w:rFonts w:ascii="Microsoft YaHei" w:hAnsi="Microsoft YaHei" w:eastAsia="Microsoft YaHei"/>
-          <w:sz w:val="22"/>
         </w:rPr>
         <w:t>输出读错：如t检验没看Levene，回归没看Coefficients。</w:t>
       </w:r>
@@ -341,7 +306,6 @@
       <w:r>
         <w:rPr>
           <w:rFonts w:ascii="Microsoft YaHei" w:hAnsi="Microsoft YaHei" w:eastAsia="Microsoft YaHei"/>
-          <w:sz w:val="22"/>
         </w:rPr>
         <w:t>记忆错误：如标准正态、OR、CV、参考值范围。</w:t>
       </w:r>
@@ -363,7 +327,6 @@
       <w:r>
         <w:rPr>
           <w:rFonts w:ascii="Microsoft YaHei" w:hAnsi="Microsoft YaHei" w:eastAsia="Microsoft YaHei"/>
-          <w:sz w:val="22"/>
         </w:rPr>
         <w:t>总体：通常指研究对象某指标值的全体。</w:t>
       </w:r>
@@ -375,7 +338,6 @@
       <w:r>
         <w:rPr>
           <w:rFonts w:ascii="Microsoft YaHei" w:hAnsi="Microsoft YaHei" w:eastAsia="Microsoft YaHei"/>
-          <w:sz w:val="22"/>
         </w:rPr>
         <w:t>抽样误差：样本统计量与总体参数之间的差异。</w:t>
       </w:r>
@@ -387,7 +349,6 @@
       <w:r>
         <w:rPr>
           <w:rFonts w:ascii="Microsoft YaHei" w:hAnsi="Microsoft YaHei" w:eastAsia="Microsoft YaHei"/>
-          <w:sz w:val="22"/>
         </w:rPr>
         <w:t>标准差：描述个体值离散程度。</w:t>
       </w:r>
@@ -399,7 +360,6 @@
       <w:r>
         <w:rPr>
           <w:rFonts w:ascii="Microsoft YaHei" w:hAnsi="Microsoft YaHei" w:eastAsia="Microsoft YaHei"/>
-          <w:sz w:val="22"/>
         </w:rPr>
         <w:t>标准误：描述样本均数抽样误差。</w:t>
       </w:r>
@@ -411,7 +371,6 @@
       <w:r>
         <w:rPr>
           <w:rFonts w:ascii="Microsoft YaHei" w:hAnsi="Microsoft YaHei" w:eastAsia="Microsoft YaHei"/>
-          <w:sz w:val="22"/>
         </w:rPr>
         <w:t>率：说明发生强度或频率。</w:t>
       </w:r>
@@ -423,7 +382,6 @@
       <w:r>
         <w:rPr>
           <w:rFonts w:ascii="Microsoft YaHei" w:hAnsi="Microsoft YaHei" w:eastAsia="Microsoft YaHei"/>
-          <w:sz w:val="22"/>
         </w:rPr>
         <w:t>构成比：说明内部组成。</w:t>
       </w:r>
@@ -435,7 +393,6 @@
       <w:r>
         <w:rPr>
           <w:rFonts w:ascii="Microsoft YaHei" w:hAnsi="Microsoft YaHei" w:eastAsia="Microsoft YaHei"/>
-          <w:sz w:val="22"/>
         </w:rPr>
         <w:t>P&lt;0.05：拒绝H0，差异有统计学意义。</w:t>
       </w:r>
@@ -447,7 +404,6 @@
       <w:r>
         <w:rPr>
           <w:rFonts w:ascii="Microsoft YaHei" w:hAnsi="Microsoft YaHei" w:eastAsia="Microsoft YaHei"/>
-          <w:sz w:val="22"/>
         </w:rPr>
         <w:t>P≥0.05：不拒绝H0，不能说“两者完全相同”。</w:t>
       </w:r>
@@ -469,7 +425,6 @@
       <w:r>
         <w:rPr>
           <w:rFonts w:ascii="Microsoft YaHei" w:hAnsi="Microsoft YaHei" w:eastAsia="Microsoft YaHei"/>
-          <w:sz w:val="22"/>
         </w:rPr>
         <w:t>只写“我为什么选错了”不够，必须解释 A-E 每个选项。</w:t>
       </w:r>
@@ -481,7 +436,6 @@
       <w:r>
         <w:rPr>
           <w:rFonts w:ascii="Microsoft YaHei" w:hAnsi="Microsoft YaHei" w:eastAsia="Microsoft YaHei"/>
-          <w:sz w:val="22"/>
         </w:rPr>
         <w:t>如果原始答案串还在，要在错题文件开头保留，防止答案错位。</w:t>
       </w:r>
@@ -493,7 +447,6 @@
       <w:r>
         <w:rPr>
           <w:rFonts w:ascii="Microsoft YaHei" w:hAnsi="Microsoft YaHei" w:eastAsia="Microsoft YaHei"/>
-          <w:sz w:val="22"/>
         </w:rPr>
         <w:t>日期和 Day 编号按 `13_时间线与文件命名说明.md`。</w:t>
       </w:r>
@@ -874,7 +827,7 @@
     <w:rsid w:val="00FC693F"/>
     <w:rPr>
       <w:rFonts w:ascii="Microsoft YaHei" w:hAnsi="Microsoft YaHei" w:eastAsia="Microsoft YaHei"/>
-      <w:sz w:val="22"/>
+      <w:sz w:val="21"/>
     </w:rPr>
   </w:style>
   <w:style w:type="paragraph" w:styleId="Header">
